--- a/FusionAnalysis/data/sections/LYJDlz5w77Y_sections.docx
+++ b/FusionAnalysis/data/sections/LYJDlz5w77Y_sections.docx
@@ -8,6 +8,324 @@
       </w:pPr>
       <w:r>
         <w:t>Engagement Analysis: LYJDlz5w77Y</w:t>
+      </w:r>
+    </w:p>
+    <w:p>
+      <w:pPr>
+        <w:pStyle w:val="Heading1"/>
+      </w:pPr>
+      <w:r>
+        <w:t>Section 0: Flysky Remote Control System</w:t>
+      </w:r>
+    </w:p>
+    <w:p>
+      <w:r>
+        <w:t>Time: 0:00 - 0:45</w:t>
+      </w:r>
+    </w:p>
+    <w:p>
+      <w:pPr>
+        <w:pStyle w:val="Heading2"/>
+      </w:pPr>
+      <w:r>
+        <w:t>Summary</w:t>
+      </w:r>
+    </w:p>
+    <w:p>
+      <w:r>
+        <w:t>The Flysky remote control system is being demonstrated and tested. Various components of the system are shown, including the remote control device, the quadcopter frame, and the flight controller unit.</w:t>
+      </w:r>
+    </w:p>
+    <w:p>
+      <w:pPr>
+        <w:pStyle w:val="Heading2"/>
+      </w:pPr>
+      <w:r>
+        <w:t>Representative Frames</w:t>
+      </w:r>
+    </w:p>
+    <w:tbl>
+      <w:tblPr>
+        <w:tblW w:type="auto" w:w="0"/>
+        <w:tblLayout w:type="autofit"/>
+        <w:tblLook w:firstColumn="1" w:firstRow="1" w:lastColumn="0" w:lastRow="0" w:noHBand="0" w:noVBand="1" w:val="04A0"/>
+      </w:tblPr>
+      <w:tblGrid>
+        <w:gridCol w:w="1728"/>
+        <w:gridCol w:w="1728"/>
+        <w:gridCol w:w="1728"/>
+        <w:gridCol w:w="1728"/>
+        <w:gridCol w:w="1728"/>
+      </w:tblGrid>
+      <w:tr>
+        <w:tc>
+          <w:tcPr>
+            <w:tcW w:type="dxa" w:w="1728"/>
+          </w:tcPr>
+          <w:p>
+            <w:r>
+              <w:rPr>
+                <w:b/>
+              </w:rPr>
+              <w:t>0:07</w:t>
+            </w:r>
+            <w:r>
+              <w:br/>
+              <w:drawing>
+                <wp:inline xmlns:a="http://schemas.openxmlformats.org/drawingml/2006/main" xmlns:pic="http://schemas.openxmlformats.org/drawingml/2006/picture">
+                  <wp:extent cx="1097280" cy="617220"/>
+                  <wp:docPr id="1" name="Picture 1"/>
+                  <wp:cNvGraphicFramePr>
+                    <a:graphicFrameLocks noChangeAspect="1"/>
+                  </wp:cNvGraphicFramePr>
+                  <a:graphic>
+                    <a:graphicData uri="http://schemas.openxmlformats.org/drawingml/2006/picture">
+                      <pic:pic>
+                        <pic:nvPicPr>
+                          <pic:cNvPr id="0" name="frame_0002.jpg"/>
+                          <pic:cNvPicPr/>
+                        </pic:nvPicPr>
+                        <pic:blipFill>
+                          <a:blip r:embed="rId9"/>
+                          <a:stretch>
+                            <a:fillRect/>
+                          </a:stretch>
+                        </pic:blipFill>
+                        <pic:spPr>
+                          <a:xfrm>
+                            <a:off x="0" y="0"/>
+                            <a:ext cx="1097280" cy="617220"/>
+                          </a:xfrm>
+                          <a:prstGeom prst="rect"/>
+                        </pic:spPr>
+                      </pic:pic>
+                    </a:graphicData>
+                  </a:graphic>
+                </wp:inline>
+              </w:drawing>
+            </w:r>
+          </w:p>
+        </w:tc>
+        <w:tc>
+          <w:tcPr>
+            <w:tcW w:type="dxa" w:w="1728"/>
+          </w:tcPr>
+          <w:p>
+            <w:r>
+              <w:rPr>
+                <w:b/>
+              </w:rPr>
+              <w:t>0:15</w:t>
+            </w:r>
+            <w:r>
+              <w:br/>
+              <w:drawing>
+                <wp:inline xmlns:a="http://schemas.openxmlformats.org/drawingml/2006/main" xmlns:pic="http://schemas.openxmlformats.org/drawingml/2006/picture">
+                  <wp:extent cx="1097280" cy="617220"/>
+                  <wp:docPr id="2" name="Picture 2"/>
+                  <wp:cNvGraphicFramePr>
+                    <a:graphicFrameLocks noChangeAspect="1"/>
+                  </wp:cNvGraphicFramePr>
+                  <a:graphic>
+                    <a:graphicData uri="http://schemas.openxmlformats.org/drawingml/2006/picture">
+                      <pic:pic>
+                        <pic:nvPicPr>
+                          <pic:cNvPr id="0" name="frame_0004.jpg"/>
+                          <pic:cNvPicPr/>
+                        </pic:nvPicPr>
+                        <pic:blipFill>
+                          <a:blip r:embed="rId10"/>
+                          <a:stretch>
+                            <a:fillRect/>
+                          </a:stretch>
+                        </pic:blipFill>
+                        <pic:spPr>
+                          <a:xfrm>
+                            <a:off x="0" y="0"/>
+                            <a:ext cx="1097280" cy="617220"/>
+                          </a:xfrm>
+                          <a:prstGeom prst="rect"/>
+                        </pic:spPr>
+                      </pic:pic>
+                    </a:graphicData>
+                  </a:graphic>
+                </wp:inline>
+              </w:drawing>
+            </w:r>
+          </w:p>
+        </w:tc>
+        <w:tc>
+          <w:tcPr>
+            <w:tcW w:type="dxa" w:w="1728"/>
+          </w:tcPr>
+          <w:p>
+            <w:r>
+              <w:rPr>
+                <w:b/>
+              </w:rPr>
+              <w:t>0:22</w:t>
+            </w:r>
+            <w:r>
+              <w:br/>
+              <w:drawing>
+                <wp:inline xmlns:a="http://schemas.openxmlformats.org/drawingml/2006/main" xmlns:pic="http://schemas.openxmlformats.org/drawingml/2006/picture">
+                  <wp:extent cx="1097280" cy="617220"/>
+                  <wp:docPr id="3" name="Picture 3"/>
+                  <wp:cNvGraphicFramePr>
+                    <a:graphicFrameLocks noChangeAspect="1"/>
+                  </wp:cNvGraphicFramePr>
+                  <a:graphic>
+                    <a:graphicData uri="http://schemas.openxmlformats.org/drawingml/2006/picture">
+                      <pic:pic>
+                        <pic:nvPicPr>
+                          <pic:cNvPr id="0" name="frame_0006.jpg"/>
+                          <pic:cNvPicPr/>
+                        </pic:nvPicPr>
+                        <pic:blipFill>
+                          <a:blip r:embed="rId11"/>
+                          <a:stretch>
+                            <a:fillRect/>
+                          </a:stretch>
+                        </pic:blipFill>
+                        <pic:spPr>
+                          <a:xfrm>
+                            <a:off x="0" y="0"/>
+                            <a:ext cx="1097280" cy="617220"/>
+                          </a:xfrm>
+                          <a:prstGeom prst="rect"/>
+                        </pic:spPr>
+                      </pic:pic>
+                    </a:graphicData>
+                  </a:graphic>
+                </wp:inline>
+              </w:drawing>
+            </w:r>
+          </w:p>
+        </w:tc>
+        <w:tc>
+          <w:tcPr>
+            <w:tcW w:type="dxa" w:w="1728"/>
+          </w:tcPr>
+          <w:p>
+            <w:r>
+              <w:rPr>
+                <w:b/>
+              </w:rPr>
+              <w:t>0:30</w:t>
+            </w:r>
+            <w:r>
+              <w:br/>
+              <w:drawing>
+                <wp:inline xmlns:a="http://schemas.openxmlformats.org/drawingml/2006/main" xmlns:pic="http://schemas.openxmlformats.org/drawingml/2006/picture">
+                  <wp:extent cx="1097280" cy="617220"/>
+                  <wp:docPr id="4" name="Picture 4"/>
+                  <wp:cNvGraphicFramePr>
+                    <a:graphicFrameLocks noChangeAspect="1"/>
+                  </wp:cNvGraphicFramePr>
+                  <a:graphic>
+                    <a:graphicData uri="http://schemas.openxmlformats.org/drawingml/2006/picture">
+                      <pic:pic>
+                        <pic:nvPicPr>
+                          <pic:cNvPr id="0" name="frame_0009.jpg"/>
+                          <pic:cNvPicPr/>
+                        </pic:nvPicPr>
+                        <pic:blipFill>
+                          <a:blip r:embed="rId12"/>
+                          <a:stretch>
+                            <a:fillRect/>
+                          </a:stretch>
+                        </pic:blipFill>
+                        <pic:spPr>
+                          <a:xfrm>
+                            <a:off x="0" y="0"/>
+                            <a:ext cx="1097280" cy="617220"/>
+                          </a:xfrm>
+                          <a:prstGeom prst="rect"/>
+                        </pic:spPr>
+                      </pic:pic>
+                    </a:graphicData>
+                  </a:graphic>
+                </wp:inline>
+              </w:drawing>
+            </w:r>
+          </w:p>
+        </w:tc>
+        <w:tc>
+          <w:tcPr>
+            <w:tcW w:type="dxa" w:w="1728"/>
+          </w:tcPr>
+          <w:p>
+            <w:r>
+              <w:rPr>
+                <w:b/>
+              </w:rPr>
+              <w:t>0:37</w:t>
+            </w:r>
+            <w:r>
+              <w:br/>
+              <w:drawing>
+                <wp:inline xmlns:a="http://schemas.openxmlformats.org/drawingml/2006/main" xmlns:pic="http://schemas.openxmlformats.org/drawingml/2006/picture">
+                  <wp:extent cx="1097280" cy="617220"/>
+                  <wp:docPr id="5" name="Picture 5"/>
+                  <wp:cNvGraphicFramePr>
+                    <a:graphicFrameLocks noChangeAspect="1"/>
+                  </wp:cNvGraphicFramePr>
+                  <a:graphic>
+                    <a:graphicData uri="http://schemas.openxmlformats.org/drawingml/2006/picture">
+                      <pic:pic>
+                        <pic:nvPicPr>
+                          <pic:cNvPr id="0" name="frame_0011.jpg"/>
+                          <pic:cNvPicPr/>
+                        </pic:nvPicPr>
+                        <pic:blipFill>
+                          <a:blip r:embed="rId13"/>
+                          <a:stretch>
+                            <a:fillRect/>
+                          </a:stretch>
+                        </pic:blipFill>
+                        <pic:spPr>
+                          <a:xfrm>
+                            <a:off x="0" y="0"/>
+                            <a:ext cx="1097280" cy="617220"/>
+                          </a:xfrm>
+                          <a:prstGeom prst="rect"/>
+                        </pic:spPr>
+                      </pic:pic>
+                    </a:graphicData>
+                  </a:graphic>
+                </wp:inline>
+              </w:drawing>
+            </w:r>
+          </w:p>
+        </w:tc>
+      </w:tr>
+    </w:tbl>
+    <w:p>
+      <w:pPr>
+        <w:pStyle w:val="Heading2"/>
+      </w:pPr>
+      <w:r>
+        <w:t>Transcript</w:t>
+      </w:r>
+    </w:p>
+    <w:p>
+      <w:r>
+        <w:t>[0:00] hello and welcome to the channel once again and in today's video we are going to have a look at the</w:t>
+        <w:br/>
+        <w:t>[0:06] functions of the flysky fsi 6x transmitter that what is in there and what is it for so let's move</w:t>
+        <w:br/>
+        <w:t>[0:13] into it so here on our transmitter we have got six to ten channels if you don't watch the introductory</w:t>
+        <w:br/>
+        <w:t>[0:21] video please just click up in there on the i button so if we want to turn on the transmitter just simply</w:t>
+        <w:br/>
+        <w:t>[0:30] turn on the power button and here we have got our home screen uh this is this indicates our battery</w:t>
+        <w:br/>
+        <w:t>[0:37] this is our fly sky the model which we are using right now the name of the model and this is the</w:t>
+      </w:r>
+    </w:p>
+    <w:p>
+      <w:r>
+        <w:br w:type="page"/>
       </w:r>
     </w:p>
     <w:sectPr>
